--- a/ROTEIRO-COMPLETO.docx
+++ b/ROTEIRO-COMPLETO.docx
@@ -2162,6 +2162,69 @@
         <w:pStyle w:val="BodyText"/>
       </w:pPr>
       <w:r>
+        <w:t xml:space="preserve">“E não é hipótese de laboratório. Em 2025, o próprio INSS notificou, pelo Meu INSS, mais de</w:t>
+      </w:r>
+      <w:r>
+        <w:t xml:space="preserve"> </w:t>
+      </w:r>
+      <w:r>
+        <w:rPr>
+          <w:b/>
+          <w:bCs/>
+        </w:rPr>
+        <w:t xml:space="preserve">1,6 milhão de aposentados</w:t>
+      </w:r>
+      <w:r>
+        <w:t xml:space="preserve"> </w:t>
+      </w:r>
+      <w:r>
+        <w:t xml:space="preserve">sobre descontos que 97% nunca autorizaram —</w:t>
+      </w:r>
+      <w:r>
+        <w:t xml:space="preserve"> </w:t>
+      </w:r>
+      <w:r>
+        <w:rPr>
+          <w:b/>
+          <w:bCs/>
+        </w:rPr>
+        <w:t xml:space="preserve">R$ 6,3 bilhões</w:t>
+      </w:r>
+      <w:r>
+        <w:t xml:space="preserve">. Não foi viés algorítmico, foi fraude de governança — mas é o</w:t>
+      </w:r>
+      <w:r>
+        <w:t xml:space="preserve"> </w:t>
+      </w:r>
+      <w:r>
+        <w:rPr>
+          <w:b/>
+          <w:bCs/>
+        </w:rPr>
+        <w:t xml:space="preserve">mesmo app, o mesmo ator e a mesma lógica</w:t>
+      </w:r>
+      <w:r>
+        <w:t xml:space="preserve">: o Estado lesa o segurado e devolve a ele,</w:t>
+      </w:r>
+      <w:r>
+        <w:t xml:space="preserve"> </w:t>
+      </w:r>
+      <w:r>
+        <w:rPr>
+          <w:i/>
+          <w:iCs/>
+        </w:rPr>
+        <w:t xml:space="preserve">depois</w:t>
+      </w:r>
+      <w:r>
+        <w:t xml:space="preserve">, o ônus de contestar.”</w:t>
+      </w:r>
+    </w:p>
+    <w:p>
+      <w:pPr>
+        <w:pStyle w:val="BodyText"/>
+      </w:pPr>
+      <w:r>
         <w:t xml:space="preserve">“E em vez de só</w:t>
       </w:r>
       <w:r>
@@ -2462,6 +2525,43 @@
         <w:pStyle w:val="BodyText"/>
       </w:pPr>
       <w:r>
+        <w:t xml:space="preserve">“E isso está deixando de ser proposta acadêmica e virando direito positivo: o</w:t>
+      </w:r>
+      <w:r>
+        <w:t xml:space="preserve"> </w:t>
+      </w:r>
+      <w:r>
+        <w:rPr>
+          <w:b/>
+          <w:bCs/>
+        </w:rPr>
+        <w:t xml:space="preserve">PL 2338/2023</w:t>
+      </w:r>
+      <w:r>
+        <w:t xml:space="preserve">, aprovado no Senado em dezembro de 2024 e em votação final na Câmara, garante a quem sofre uma decisão automatizada o direito à</w:t>
+      </w:r>
+      <w:r>
+        <w:t xml:space="preserve"> </w:t>
+      </w:r>
+      <w:r>
+        <w:rPr>
+          <w:b/>
+          <w:bCs/>
+        </w:rPr>
+        <w:t xml:space="preserve">informação, à explicação e à contestação</w:t>
+      </w:r>
+      <w:r>
+        <w:t xml:space="preserve"> </w:t>
+      </w:r>
+      <w:r>
+        <w:t xml:space="preserve">— os três pilares da nossa tese. A gente está propondo, em boa parte, o que o legislador está prestes a positivar.”</w:t>
+      </w:r>
+    </w:p>
+    <w:p>
+      <w:pPr>
+        <w:pStyle w:val="BodyText"/>
+      </w:pPr>
+      <w:r>
         <w:t xml:space="preserve">“E agora a gente mostra como isso vira ferramenta.”</w:t>
       </w:r>
     </w:p>
@@ -3203,6 +3303,76 @@
           <w:bCs/>
         </w:rPr>
         <w:t xml:space="preserve">Lá, um tribunal conteve o Estado. Aqui, ainda estamos no estágio da denúncia.</w:t>
+      </w:r>
+    </w:p>
+    <w:p>
+      <w:pPr>
+        <w:pStyle w:val="BodyText"/>
+      </w:pPr>
+      <w:r>
+        <w:rPr>
+          <w:b/>
+          <w:bCs/>
+        </w:rPr>
+        <w:t xml:space="preserve">EU AI Act (Europa, 2024–2026):</w:t>
+      </w:r>
+      <w:r>
+        <w:t xml:space="preserve"> </w:t>
+      </w:r>
+      <w:r>
+        <w:t xml:space="preserve">O espelho internacional atualizado. O regulamento europeu classifica como</w:t>
+      </w:r>
+      <w:r>
+        <w:t xml:space="preserve"> </w:t>
+      </w:r>
+      <w:r>
+        <w:rPr>
+          <w:b/>
+          <w:bCs/>
+        </w:rPr>
+        <w:t xml:space="preserve">alto risco</w:t>
+      </w:r>
+      <w:r>
+        <w:t xml:space="preserve"> </w:t>
+      </w:r>
+      <w:r>
+        <w:t xml:space="preserve">justamente os algoritmos que decidem elegibilidade a benefícios sociais (Anexo III). Na taxonomia europeia, o caso INSS exigiria auditoria, explicabilidade e supervisão humana obrigatórias. As regras de alto risco passam a valer a partir de agosto de 2026.</w:t>
+      </w:r>
+    </w:p>
+    <w:p>
+      <w:pPr>
+        <w:pStyle w:val="BodyText"/>
+      </w:pPr>
+      <w:r>
+        <w:rPr>
+          <w:b/>
+          <w:bCs/>
+        </w:rPr>
+        <w:t xml:space="preserve">Descontos do INSS (2025):</w:t>
+      </w:r>
+      <w:r>
+        <w:t xml:space="preserve"> </w:t>
+      </w:r>
+      <w:r>
+        <w:t xml:space="preserve">Desde 2019, associações descontaram mensalidades de benefícios — 97% não autorizadas, R$ 6,3 bilhões, mais de 1,6 milhão de aposentados, CPMI no Congresso. Os lesados foram avisados pelo Meu INSS só depois. Mesmo ator, mesmo app: o Estado lesa e terceiriza ao cidadão o ônus de contestar. Não é caso de viés algorítmico, mas de falha de governança — espelho complementar da tese.</w:t>
+      </w:r>
+    </w:p>
+    <w:p>
+      <w:pPr>
+        <w:pStyle w:val="BodyText"/>
+      </w:pPr>
+      <w:r>
+        <w:rPr>
+          <w:b/>
+          <w:bCs/>
+        </w:rPr>
+        <w:t xml:space="preserve">Marco Legal da IA (PL 2338/2023):</w:t>
+      </w:r>
+      <w:r>
+        <w:t xml:space="preserve"> </w:t>
+      </w:r>
+      <w:r>
+        <w:t xml:space="preserve">Aprovado no Senado em dez/2024, em votação final na Câmara (aprovação esperada em 2026). Modelo europeu por risco; garante ao afetado por decisão automatizada o direito à informação, explicação e contestação. Apontado vício de iniciativa no trecho sobre competências da ANPD — até a lei da IA esbarra na tensão de quem regula quem.</w:t>
       </w:r>
     </w:p>
     <w:p>
